--- a/Visa2026.Module/Resources/Templates/hasaba_almak_hat.docx
+++ b/Visa2026.Module/Resources/Templates/hasaba_almak_hat.docx
@@ -29,33 +29,49 @@
     <w:p>
       <w:pPr>
         <w:rPr>
-          <w:rFonts w:ascii="Segoe UI" w:eastAsia="Times New Roman" w:hAnsi="Segoe UI" w:cs="Segoe UI"/>
-          <w:color w:val="222222"/>
-          <w:kern w:val="0"/>
-          <w:sz w:val="20"/>
-          <w:szCs w:val="20"/>
-          <w14:ligatures w14:val="none"/>
-        </w:rPr>
-      </w:pPr>
-      <w:r>
-        <w:rPr>
           <w:rFonts w:ascii="Times New Roman" w:hAnsi="Times New Roman" w:cs="Times New Roman"/>
           <w:b/>
           <w:bCs/>
           <w:sz w:val="30"/>
           <w:szCs w:val="30"/>
-          <w:highlight w:val="yellow"/>
+          <w:lang w:val="tr-TR"/>
+        </w:rPr>
+      </w:pPr>
+    </w:p>
+    <w:p>
+      <w:pPr>
+        <w:spacing w:after="0" w:line="240" w:lineRule="auto"/>
+        <w:rPr>
+          <w:rFonts w:ascii="Times New Roman" w:eastAsia="Times New Roman" w:hAnsi="Times New Roman" w:cs="Times New Roman"/>
+          <w:b/>
+          <w:bCs/>
+          <w:color w:val="222222"/>
+          <w:kern w:val="0"/>
+          <w:sz w:val="30"/>
+          <w:szCs w:val="30"/>
+          <w14:ligatures w14:val="none"/>
+        </w:rPr>
+      </w:pPr>
+      <w:r>
+        <w:rPr>
+          <w:rFonts w:ascii="Times New Roman" w:hAnsi="Times New Roman" w:cs="Times New Roman"/>
+          <w:b/>
+          <w:bCs/>
+          <w:sz w:val="30"/>
+          <w:szCs w:val="30"/>
           <w:lang w:val="tr-TR"/>
         </w:rPr>
         <w:t xml:space="preserve">№ </w:t>
       </w:r>
       <w:r>
         <w:rPr>
-          <w:rFonts w:ascii="Courier New" w:eastAsia="Times New Roman" w:hAnsi="Courier New" w:cs="Courier New"/>
+          <w:rFonts w:ascii="Times New Roman" w:eastAsia="Times New Roman" w:hAnsi="Times New Roman" w:cs="Times New Roman"/>
+          <w:b/>
+          <w:bCs/>
           <w:color w:val="222222"/>
           <w:kern w:val="0"/>
-          <w:sz w:val="18"/>
-          <w:szCs w:val="18"/>
+          <w:sz w:val="30"/>
+          <w:szCs w:val="30"/>
           <w14:ligatures w14:val="none"/>
         </w:rPr>
         <w:t>{{</w:t>
@@ -63,11 +79,13 @@
       <w:proofErr w:type="spellStart"/>
       <w:r>
         <w:rPr>
-          <w:rFonts w:ascii="Courier New" w:eastAsia="Times New Roman" w:hAnsi="Courier New" w:cs="Courier New"/>
+          <w:rFonts w:ascii="Times New Roman" w:eastAsia="Times New Roman" w:hAnsi="Times New Roman" w:cs="Times New Roman"/>
+          <w:b/>
+          <w:bCs/>
           <w:color w:val="222222"/>
           <w:kern w:val="0"/>
-          <w:sz w:val="18"/>
-          <w:szCs w:val="18"/>
+          <w:sz w:val="30"/>
+          <w:szCs w:val="30"/>
           <w14:ligatures w14:val="none"/>
         </w:rPr>
         <w:t>ds.FullApplicationNumber</w:t>
@@ -75,11 +93,13 @@
       <w:proofErr w:type="spellEnd"/>
       <w:r>
         <w:rPr>
-          <w:rFonts w:ascii="Courier New" w:eastAsia="Times New Roman" w:hAnsi="Courier New" w:cs="Courier New"/>
+          <w:rFonts w:ascii="Times New Roman" w:eastAsia="Times New Roman" w:hAnsi="Times New Roman" w:cs="Times New Roman"/>
+          <w:b/>
+          <w:bCs/>
           <w:color w:val="222222"/>
           <w:kern w:val="0"/>
-          <w:sz w:val="18"/>
-          <w:szCs w:val="18"/>
+          <w:sz w:val="30"/>
+          <w:szCs w:val="30"/>
           <w14:ligatures w14:val="none"/>
         </w:rPr>
         <w:t>}}</w:t>
@@ -87,13 +107,13 @@
     </w:p>
     <w:p>
       <w:pPr>
+        <w:spacing w:after="0" w:line="240" w:lineRule="auto"/>
         <w:rPr>
           <w:rFonts w:ascii="Times New Roman" w:hAnsi="Times New Roman" w:cs="Times New Roman"/>
           <w:b/>
           <w:bCs/>
           <w:sz w:val="30"/>
           <w:szCs w:val="30"/>
-          <w:lang w:val="tk-TM"/>
         </w:rPr>
       </w:pPr>
       <w:r>
@@ -133,41 +153,78 @@
     </w:p>
     <w:p>
       <w:pPr>
-        <w:rPr>
-          <w:rFonts w:ascii="Times New Roman" w:hAnsi="Times New Roman" w:cs="Times New Roman"/>
-          <w:sz w:val="30"/>
-          <w:szCs w:val="30"/>
-          <w:lang w:val="tk-TM"/>
-        </w:rPr>
-      </w:pPr>
-    </w:p>
-    <w:p>
-      <w:pPr>
-        <w:spacing w:after="0"/>
-        <w:ind w:left="4320"/>
+        <w:spacing w:after="0" w:line="240" w:lineRule="auto"/>
         <w:rPr>
           <w:rFonts w:ascii="Times New Roman" w:hAnsi="Times New Roman" w:cs="Times New Roman"/>
           <w:b/>
           <w:bCs/>
           <w:sz w:val="30"/>
           <w:szCs w:val="30"/>
-          <w:highlight w:val="yellow"/>
-          <w:lang w:val="tk-TM"/>
         </w:rPr>
       </w:pPr>
-      <w:r>
-        <w:rPr>
-          <w:rFonts w:ascii="Times New Roman" w:hAnsi="Times New Roman" w:cs="Times New Roman"/>
-          <w:b/>
-          <w:bCs/>
-          <w:sz w:val="30"/>
-          <w:szCs w:val="30"/>
-          <w:highlight w:val="yellow"/>
-          <w:lang w:val="tk-TM"/>
-        </w:rPr>
-        <w:t>{{ds.MigrationService_NameTm}}</w:t>
-      </w:r>
     </w:p>
+    <w:tbl>
+      <w:tblPr>
+        <w:tblStyle w:val="TableGrid"/>
+        <w:tblW w:w="0" w:type="auto"/>
+        <w:tblInd w:w="4405" w:type="dxa"/>
+        <w:tblBorders>
+          <w:top w:val="none" w:sz="0" w:space="0" w:color="auto"/>
+          <w:left w:val="none" w:sz="0" w:space="0" w:color="auto"/>
+          <w:bottom w:val="none" w:sz="0" w:space="0" w:color="auto"/>
+          <w:right w:val="none" w:sz="0" w:space="0" w:color="auto"/>
+          <w:insideH w:val="none" w:sz="0" w:space="0" w:color="auto"/>
+          <w:insideV w:val="none" w:sz="0" w:space="0" w:color="auto"/>
+        </w:tblBorders>
+        <w:tblLayout w:type="fixed"/>
+        <w:tblLook w:val="04A0" w:firstRow="1" w:lastRow="0" w:firstColumn="1" w:lastColumn="0" w:noHBand="0" w:noVBand="1"/>
+      </w:tblPr>
+      <w:tblGrid>
+        <w:gridCol w:w="4945"/>
+      </w:tblGrid>
+      <w:tr>
+        <w:tc>
+          <w:tcPr>
+            <w:tcW w:w="4945" w:type="dxa"/>
+          </w:tcPr>
+          <w:p>
+            <w:pPr>
+              <w:rPr>
+                <w:rFonts w:ascii="Times New Roman" w:hAnsi="Times New Roman" w:cs="Times New Roman"/>
+                <w:b/>
+                <w:bCs/>
+                <w:sz w:val="30"/>
+                <w:szCs w:val="30"/>
+                <w:lang w:val="tk-TM"/>
+              </w:rPr>
+            </w:pPr>
+            <w:r>
+              <w:rPr>
+                <w:rFonts w:ascii="Times New Roman" w:hAnsi="Times New Roman" w:cs="Times New Roman"/>
+                <w:b/>
+                <w:bCs/>
+                <w:sz w:val="30"/>
+                <w:szCs w:val="30"/>
+                <w:lang w:val="tk-TM"/>
+              </w:rPr>
+              <w:t>{{ds.MigrationService_NameTm}}</w:t>
+            </w:r>
+          </w:p>
+          <w:p>
+            <w:pPr>
+              <w:rPr>
+                <w:rFonts w:ascii="Times New Roman" w:hAnsi="Times New Roman" w:cs="Times New Roman"/>
+                <w:b/>
+                <w:bCs/>
+                <w:sz w:val="30"/>
+                <w:szCs w:val="30"/>
+                <w:lang w:val="tk-TM"/>
+              </w:rPr>
+            </w:pPr>
+          </w:p>
+        </w:tc>
+      </w:tr>
+    </w:tbl>
     <w:p>
       <w:pPr>
         <w:spacing w:after="0"/>
@@ -262,22 +319,193 @@
           <w:sz w:val="30"/>
           <w:szCs w:val="30"/>
           <w:highlight w:val="yellow"/>
-          <w:lang w:val="tr-TR"/>
         </w:rPr>
       </w:pPr>
-      <w:r>
+    </w:p>
+    <w:tbl>
+      <w:tblPr>
+        <w:tblStyle w:val="TableGrid"/>
+        <w:tblW w:w="0" w:type="auto"/>
+        <w:tblBorders>
+          <w:top w:val="none" w:sz="0" w:space="0" w:color="auto"/>
+          <w:left w:val="none" w:sz="0" w:space="0" w:color="auto"/>
+          <w:bottom w:val="none" w:sz="0" w:space="0" w:color="auto"/>
+          <w:right w:val="none" w:sz="0" w:space="0" w:color="auto"/>
+          <w:insideH w:val="none" w:sz="0" w:space="0" w:color="auto"/>
+          <w:insideV w:val="none" w:sz="0" w:space="0" w:color="auto"/>
+        </w:tblBorders>
+        <w:tblLayout w:type="fixed"/>
+        <w:tblLook w:val="04A0" w:firstRow="1" w:lastRow="0" w:firstColumn="1" w:lastColumn="0" w:noHBand="0" w:noVBand="1"/>
+      </w:tblPr>
+      <w:tblGrid>
+        <w:gridCol w:w="4756"/>
+        <w:gridCol w:w="4594"/>
+      </w:tblGrid>
+      <w:tr>
+        <w:trPr>
+          <w:trHeight w:val="989"/>
+        </w:trPr>
+        <w:tc>
+          <w:tcPr>
+            <w:tcW w:w="4756" w:type="dxa"/>
+          </w:tcPr>
+          <w:p>
+            <w:pPr>
+              <w:rPr>
+                <w:rFonts w:ascii="Times New Roman" w:hAnsi="Times New Roman" w:cs="Times New Roman"/>
+                <w:b/>
+                <w:bCs/>
+                <w:sz w:val="30"/>
+                <w:szCs w:val="30"/>
+                <w:lang w:val="tk-TM"/>
+              </w:rPr>
+            </w:pPr>
+            <w:r>
+              <w:rPr>
+                <w:rFonts w:ascii="Times New Roman" w:hAnsi="Times New Roman" w:cs="Times New Roman"/>
+                <w:b/>
+                <w:bCs/>
+                <w:sz w:val="30"/>
+                <w:szCs w:val="30"/>
+              </w:rPr>
+              <w:t>{{</w:t>
+            </w:r>
+            <w:proofErr w:type="spellStart"/>
+            <w:proofErr w:type="gramStart"/>
+            <w:r>
+              <w:rPr>
+                <w:rFonts w:ascii="Times New Roman" w:hAnsi="Times New Roman" w:cs="Times New Roman"/>
+                <w:b/>
+                <w:bCs/>
+                <w:sz w:val="30"/>
+                <w:szCs w:val="30"/>
+              </w:rPr>
+              <w:t>ds.Application</w:t>
+            </w:r>
+            <w:proofErr w:type="gramEnd"/>
+            <w:r>
+              <w:rPr>
+                <w:rFonts w:ascii="Times New Roman" w:hAnsi="Times New Roman" w:cs="Times New Roman"/>
+                <w:b/>
+                <w:bCs/>
+                <w:sz w:val="30"/>
+                <w:szCs w:val="30"/>
+              </w:rPr>
+              <w:t>_CompanyHead_PositionTm</w:t>
+            </w:r>
+            <w:proofErr w:type="spellEnd"/>
+            <w:proofErr w:type="gramStart"/>
+            <w:r>
+              <w:rPr>
+                <w:rFonts w:ascii="Times New Roman" w:hAnsi="Times New Roman" w:cs="Times New Roman"/>
+                <w:b/>
+                <w:bCs/>
+                <w:sz w:val="30"/>
+                <w:szCs w:val="30"/>
+              </w:rPr>
+              <w:t>}}</w:t>
+            </w:r>
+            <w:r>
+              <w:rPr>
+                <w:rFonts w:ascii="Times New Roman" w:hAnsi="Times New Roman" w:cs="Times New Roman"/>
+                <w:b/>
+                <w:bCs/>
+                <w:sz w:val="30"/>
+                <w:szCs w:val="30"/>
+                <w:lang w:val="tk-TM"/>
+              </w:rPr>
+              <w:t xml:space="preserve">   </w:t>
+            </w:r>
+            <w:proofErr w:type="gramEnd"/>
+            <w:r>
+              <w:rPr>
+                <w:rFonts w:ascii="Times New Roman" w:hAnsi="Times New Roman" w:cs="Times New Roman"/>
+                <w:b/>
+                <w:bCs/>
+                <w:sz w:val="30"/>
+                <w:szCs w:val="30"/>
+                <w:lang w:val="tk-TM"/>
+              </w:rPr>
+              <w:t xml:space="preserve">       </w:t>
+            </w:r>
+          </w:p>
+        </w:tc>
+        <w:tc>
+          <w:tcPr>
+            <w:tcW w:w="4594" w:type="dxa"/>
+          </w:tcPr>
+          <w:p>
+            <w:pPr>
+              <w:jc w:val="right"/>
+              <w:rPr>
+                <w:rFonts w:ascii="Times New Roman" w:hAnsi="Times New Roman" w:cs="Times New Roman"/>
+                <w:b/>
+                <w:bCs/>
+                <w:sz w:val="30"/>
+                <w:szCs w:val="30"/>
+                <w:lang w:val="tk-TM"/>
+              </w:rPr>
+            </w:pPr>
+            <w:r>
+              <w:rPr>
+                <w:rFonts w:ascii="Times New Roman" w:hAnsi="Times New Roman" w:cs="Times New Roman"/>
+                <w:b/>
+                <w:bCs/>
+                <w:sz w:val="30"/>
+                <w:szCs w:val="30"/>
+              </w:rPr>
+              <w:t>{{</w:t>
+            </w:r>
+            <w:proofErr w:type="spellStart"/>
+            <w:proofErr w:type="gramStart"/>
+            <w:r>
+              <w:rPr>
+                <w:rFonts w:ascii="Times New Roman" w:hAnsi="Times New Roman" w:cs="Times New Roman"/>
+                <w:b/>
+                <w:bCs/>
+                <w:sz w:val="30"/>
+                <w:szCs w:val="30"/>
+              </w:rPr>
+              <w:t>ds.Application</w:t>
+            </w:r>
+            <w:proofErr w:type="gramEnd"/>
+            <w:r>
+              <w:rPr>
+                <w:rFonts w:ascii="Times New Roman" w:hAnsi="Times New Roman" w:cs="Times New Roman"/>
+                <w:b/>
+                <w:bCs/>
+                <w:sz w:val="30"/>
+                <w:szCs w:val="30"/>
+              </w:rPr>
+              <w:t>_CompanyHead_FullName</w:t>
+            </w:r>
+            <w:proofErr w:type="spellEnd"/>
+            <w:r>
+              <w:rPr>
+                <w:rFonts w:ascii="Times New Roman" w:hAnsi="Times New Roman" w:cs="Times New Roman"/>
+                <w:b/>
+                <w:bCs/>
+                <w:sz w:val="30"/>
+                <w:szCs w:val="30"/>
+              </w:rPr>
+              <w:t>}}</w:t>
+            </w:r>
+          </w:p>
+        </w:tc>
+      </w:tr>
+    </w:tbl>
+    <w:p>
+      <w:pPr>
+        <w:spacing w:after="0"/>
         <w:rPr>
           <w:rFonts w:ascii="Times New Roman" w:hAnsi="Times New Roman" w:cs="Times New Roman"/>
           <w:b/>
           <w:bCs/>
           <w:sz w:val="30"/>
           <w:szCs w:val="30"/>
-          <w:highlight w:val="yellow"/>
-        </w:rPr>
-        <w:t>{{</w:t>
-      </w:r>
-      <w:proofErr w:type="spellStart"/>
-      <w:proofErr w:type="gramStart"/>
+          <w:lang w:val="tr-TR"/>
+        </w:rPr>
+      </w:pPr>
       <w:r>
         <w:rPr>
           <w:rFonts w:ascii="Times New Roman" w:hAnsi="Times New Roman" w:cs="Times New Roman"/>
@@ -285,11 +513,10 @@
           <w:bCs/>
           <w:sz w:val="30"/>
           <w:szCs w:val="30"/>
-          <w:highlight w:val="yellow"/>
-        </w:rPr>
-        <w:t>ds.Application</w:t>
+          <w:lang w:val="tk-TM"/>
+        </w:rPr>
+        <w:tab/>
       </w:r>
-      <w:proofErr w:type="gramEnd"/>
       <w:r>
         <w:rPr>
           <w:rFonts w:ascii="Times New Roman" w:hAnsi="Times New Roman" w:cs="Times New Roman"/>
@@ -297,12 +524,10 @@
           <w:bCs/>
           <w:sz w:val="30"/>
           <w:szCs w:val="30"/>
-          <w:highlight w:val="yellow"/>
-        </w:rPr>
-        <w:t>_CompanyHead_PositionTm</w:t>
+          <w:lang w:val="tk-TM"/>
+        </w:rPr>
+        <w:tab/>
       </w:r>
-      <w:proofErr w:type="spellEnd"/>
-      <w:proofErr w:type="gramStart"/>
       <w:r>
         <w:rPr>
           <w:rFonts w:ascii="Times New Roman" w:hAnsi="Times New Roman" w:cs="Times New Roman"/>
@@ -310,9 +535,9 @@
           <w:bCs/>
           <w:sz w:val="30"/>
           <w:szCs w:val="30"/>
-          <w:highlight w:val="yellow"/>
-        </w:rPr>
-        <w:t>}}</w:t>
+          <w:lang w:val="tk-TM"/>
+        </w:rPr>
+        <w:tab/>
       </w:r>
       <w:r>
         <w:rPr>
@@ -321,141 +546,6 @@
           <w:bCs/>
           <w:sz w:val="30"/>
           <w:szCs w:val="30"/>
-          <w:highlight w:val="yellow"/>
-          <w:lang w:val="tk-TM"/>
-        </w:rPr>
-        <w:t xml:space="preserve">   </w:t>
-      </w:r>
-      <w:proofErr w:type="gramEnd"/>
-      <w:r>
-        <w:rPr>
-          <w:rFonts w:ascii="Times New Roman" w:hAnsi="Times New Roman" w:cs="Times New Roman"/>
-          <w:b/>
-          <w:bCs/>
-          <w:sz w:val="30"/>
-          <w:szCs w:val="30"/>
-          <w:highlight w:val="yellow"/>
-          <w:lang w:val="tk-TM"/>
-        </w:rPr>
-        <w:t xml:space="preserve">    </w:t>
-      </w:r>
-      <w:proofErr w:type="gramStart"/>
-      <w:r>
-        <w:rPr>
-          <w:rFonts w:ascii="Times New Roman" w:hAnsi="Times New Roman" w:cs="Times New Roman"/>
-          <w:b/>
-          <w:bCs/>
-          <w:sz w:val="30"/>
-          <w:szCs w:val="30"/>
-          <w:highlight w:val="yellow"/>
-          <w:lang w:val="tk-TM"/>
-        </w:rPr>
-        <w:t xml:space="preserve">   </w:t>
-      </w:r>
-      <w:r>
-        <w:rPr>
-          <w:rFonts w:ascii="Times New Roman" w:hAnsi="Times New Roman" w:cs="Times New Roman"/>
-          <w:b/>
-          <w:bCs/>
-          <w:sz w:val="30"/>
-          <w:szCs w:val="30"/>
-          <w:highlight w:val="yellow"/>
-        </w:rPr>
-        <w:t>{</w:t>
-      </w:r>
-      <w:proofErr w:type="gramEnd"/>
-      <w:r>
-        <w:rPr>
-          <w:rFonts w:ascii="Times New Roman" w:hAnsi="Times New Roman" w:cs="Times New Roman"/>
-          <w:b/>
-          <w:bCs/>
-          <w:sz w:val="30"/>
-          <w:szCs w:val="30"/>
-          <w:highlight w:val="yellow"/>
-        </w:rPr>
-        <w:t>{</w:t>
-      </w:r>
-      <w:proofErr w:type="spellStart"/>
-      <w:proofErr w:type="gramStart"/>
-      <w:r>
-        <w:rPr>
-          <w:rFonts w:ascii="Times New Roman" w:hAnsi="Times New Roman" w:cs="Times New Roman"/>
-          <w:b/>
-          <w:bCs/>
-          <w:sz w:val="30"/>
-          <w:szCs w:val="30"/>
-          <w:highlight w:val="yellow"/>
-        </w:rPr>
-        <w:t>ds.Application</w:t>
-      </w:r>
-      <w:proofErr w:type="gramEnd"/>
-      <w:r>
-        <w:rPr>
-          <w:rFonts w:ascii="Times New Roman" w:hAnsi="Times New Roman" w:cs="Times New Roman"/>
-          <w:b/>
-          <w:bCs/>
-          <w:sz w:val="30"/>
-          <w:szCs w:val="30"/>
-          <w:highlight w:val="yellow"/>
-        </w:rPr>
-        <w:t>_CompanyHead_FullName</w:t>
-      </w:r>
-      <w:proofErr w:type="spellEnd"/>
-      <w:r>
-        <w:rPr>
-          <w:rFonts w:ascii="Times New Roman" w:hAnsi="Times New Roman" w:cs="Times New Roman"/>
-          <w:b/>
-          <w:bCs/>
-          <w:sz w:val="30"/>
-          <w:szCs w:val="30"/>
-          <w:highlight w:val="yellow"/>
-        </w:rPr>
-        <w:t>}}</w:t>
-      </w:r>
-      <w:r>
-        <w:rPr>
-          <w:rFonts w:ascii="Times New Roman" w:hAnsi="Times New Roman" w:cs="Times New Roman"/>
-          <w:b/>
-          <w:bCs/>
-          <w:sz w:val="30"/>
-          <w:szCs w:val="30"/>
-          <w:highlight w:val="yellow"/>
-          <w:lang w:val="tk-TM"/>
-        </w:rPr>
-        <w:tab/>
-      </w:r>
-      <w:r>
-        <w:rPr>
-          <w:rFonts w:ascii="Times New Roman" w:hAnsi="Times New Roman" w:cs="Times New Roman"/>
-          <w:b/>
-          <w:bCs/>
-          <w:sz w:val="30"/>
-          <w:szCs w:val="30"/>
-          <w:highlight w:val="yellow"/>
-          <w:lang w:val="tk-TM"/>
-        </w:rPr>
-        <w:tab/>
-      </w:r>
-      <w:r>
-        <w:rPr>
-          <w:rFonts w:ascii="Times New Roman" w:hAnsi="Times New Roman" w:cs="Times New Roman"/>
-          <w:b/>
-          <w:bCs/>
-          <w:sz w:val="30"/>
-          <w:szCs w:val="30"/>
-          <w:highlight w:val="yellow"/>
-          <w:lang w:val="tk-TM"/>
-        </w:rPr>
-        <w:tab/>
-      </w:r>
-      <w:r>
-        <w:rPr>
-          <w:rFonts w:ascii="Times New Roman" w:hAnsi="Times New Roman" w:cs="Times New Roman"/>
-          <w:b/>
-          <w:bCs/>
-          <w:sz w:val="30"/>
-          <w:szCs w:val="30"/>
-          <w:highlight w:val="yellow"/>
           <w:lang w:val="tk-TM"/>
         </w:rPr>
         <w:tab/>
@@ -692,7 +782,6 @@
               <v:path gradientshapeok="t" o:connecttype="rect"/>
             </v:shapetype>
             <v:shape id="Text Box 2" o:spid="_x0000_s1026" type="#_x0000_t202" alt="Şirket İçi" style="position:absolute;margin-left:0;margin-top:0;width:53.15pt;height:27.75pt;z-index:251659264;visibility:visible;mso-wrap-style:none;mso-wrap-distance-left:0;mso-wrap-distance-top:0;mso-wrap-distance-right:0;mso-wrap-distance-bottom:0;mso-position-horizontal:left;mso-position-horizontal-relative:page;mso-position-vertical:top;mso-position-vertical-relative:page;v-text-anchor:top" o:gfxdata="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" filled="f" stroked="f">
-              <v:fill o:detectmouseclick="t"/>
               <v:textbox style="mso-fit-shape-to-text:t" inset="20pt,15pt,0,0">
                 <w:txbxContent>
                   <w:p>
@@ -893,7 +982,6 @@
               <v:path gradientshapeok="t" o:connecttype="rect"/>
             </v:shapetype>
             <v:shape id="Text Box 1" o:spid="_x0000_s1027" type="#_x0000_t202" alt="Şirket İçi" style="position:absolute;margin-left:0;margin-top:0;width:53.15pt;height:27.75pt;z-index:251658240;visibility:visible;mso-wrap-style:none;mso-wrap-distance-left:0;mso-wrap-distance-top:0;mso-wrap-distance-right:0;mso-wrap-distance-bottom:0;mso-position-horizontal:left;mso-position-horizontal-relative:page;mso-position-vertical:top;mso-position-vertical-relative:page;v-text-anchor:top" o:gfxdata="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" filled="f" stroked="f">
-              <v:fill o:detectmouseclick="t"/>
               <v:textbox style="mso-fit-shape-to-text:t" inset="20pt,15pt,0,0">
                 <w:txbxContent>
                   <w:p>
@@ -1533,6 +1621,7 @@
   <w:style w:type="character" w:default="1" w:styleId="DefaultParagraphFont">
     <w:name w:val="Default Paragraph Font"/>
     <w:uiPriority w:val="1"/>
+    <w:semiHidden/>
     <w:unhideWhenUsed/>
   </w:style>
   <w:style w:type="table" w:default="1" w:styleId="TableNormal">
@@ -1902,6 +1991,25 @@
       <w:sz w:val="20"/>
       <w:szCs w:val="20"/>
     </w:rPr>
+  </w:style>
+  <w:style w:type="table" w:styleId="TableGrid">
+    <w:name w:val="Table Grid"/>
+    <w:basedOn w:val="TableNormal"/>
+    <w:uiPriority w:val="39"/>
+    <w:rsid w:val="005E4718"/>
+    <w:pPr>
+      <w:spacing w:after="0" w:line="240" w:lineRule="auto"/>
+    </w:pPr>
+    <w:tblPr>
+      <w:tblBorders>
+        <w:top w:val="single" w:sz="4" w:space="0" w:color="auto"/>
+        <w:left w:val="single" w:sz="4" w:space="0" w:color="auto"/>
+        <w:bottom w:val="single" w:sz="4" w:space="0" w:color="auto"/>
+        <w:right w:val="single" w:sz="4" w:space="0" w:color="auto"/>
+        <w:insideH w:val="single" w:sz="4" w:space="0" w:color="auto"/>
+        <w:insideV w:val="single" w:sz="4" w:space="0" w:color="auto"/>
+      </w:tblBorders>
+    </w:tblPr>
   </w:style>
 </w:styles>
 </file>
